--- a/assets/kitsaras_cv.docx
+++ b/assets/kitsaras_cv.docx
@@ -5,8 +5,14 @@
     <w:p>
       <w:pPr>
         <w:pStyle w:val="Title"/>
-      </w:pPr>
-      <w:r>
+        <w:rPr>
+          <w:lang w:val="fr-FR"/>
+        </w:rPr>
+      </w:pPr>
+      <w:r>
+        <w:rPr>
+          <w:lang w:val="fr-FR"/>
+        </w:rPr>
         <w:t>Curriculum Vitae</w:t>
       </w:r>
     </w:p>
@@ -15,6 +21,7 @@
         <w:rPr>
           <w:b/>
           <w:bCs/>
+          <w:lang w:val="fr-FR"/>
         </w:rPr>
       </w:pPr>
       <w:r>
@@ -72,6 +79,7 @@
         <w:rPr>
           <w:b/>
           <w:bCs/>
+          <w:lang w:val="fr-FR"/>
         </w:rPr>
         <w:t>Dr. Marios-Petros Kitsaras</w:t>
       </w:r>
@@ -79,49 +87,67 @@
         <w:rPr>
           <w:b/>
           <w:bCs/>
+          <w:lang w:val="fr-FR"/>
         </w:rPr>
         <w:br/>
       </w:r>
       <w:r>
-        <w:t>Postdoctoral researcher</w:t>
-      </w:r>
-      <w:r>
+        <w:rPr>
+          <w:lang w:val="fr-FR"/>
+        </w:rPr>
+        <w:t xml:space="preserve">Postdoctoral </w:t>
+      </w:r>
+      <w:proofErr w:type="spellStart"/>
+      <w:r>
+        <w:rPr>
+          <w:lang w:val="fr-FR"/>
+        </w:rPr>
+        <w:t>researcher</w:t>
+      </w:r>
+      <w:proofErr w:type="spellEnd"/>
+      <w:r>
+        <w:rPr>
+          <w:lang w:val="fr-FR"/>
+        </w:rPr>
         <w:br/>
-      </w:r>
-      <w:proofErr w:type="spellStart"/>
-      <w:r>
-        <w:t>Laboratoire</w:t>
-      </w:r>
-      <w:proofErr w:type="spellEnd"/>
-      <w:r>
-        <w:t xml:space="preserve"> de Chimie et Physique </w:t>
-      </w:r>
-      <w:proofErr w:type="spellStart"/>
-      <w:r>
-        <w:t>Quantiques</w:t>
-      </w:r>
-      <w:proofErr w:type="spellEnd"/>
-      <w:r>
-        <w:t xml:space="preserve"> (UMR 5626)</w:t>
-      </w:r>
-      <w:r>
+        <w:t>Laboratoire de Chimie et Physique Quantiques (UMR 5626)</w:t>
+      </w:r>
+      <w:r>
+        <w:rPr>
+          <w:lang w:val="fr-FR"/>
+        </w:rPr>
         <w:br/>
         <w:t>Université de Toulouse, CNRS</w:t>
       </w:r>
       <w:r>
+        <w:rPr>
+          <w:lang w:val="fr-FR"/>
+        </w:rPr>
         <w:br/>
         <w:t xml:space="preserve">Toulouse, France </w:t>
       </w:r>
     </w:p>
     <w:p>
-      <w:r>
-        <w:t xml:space="preserve">📧 kitsaras@irsamc.ups-tlse.fr </w:t>
+      <w:pPr>
+        <w:rPr>
+          <w:lang w:val="fr-FR"/>
+        </w:rPr>
+      </w:pPr>
+      <w:r>
+        <w:t>📧</w:t>
+      </w:r>
+      <w:r>
+        <w:rPr>
+          <w:lang w:val="fr-FR"/>
+        </w:rPr>
+        <w:t xml:space="preserve"> kitsaras@irsamc.ups-tlse.fr </w:t>
       </w:r>
     </w:p>
     <w:p>
       <w:pPr>
         <w:rPr>
           <w:color w:val="000000" w:themeColor="text1"/>
+          <w:lang w:val="fr-FR"/>
         </w:rPr>
       </w:pPr>
       <w:r>
@@ -130,6 +156,7 @@
       <w:r>
         <w:rPr>
           <w:color w:val="000000" w:themeColor="text1"/>
+          <w:lang w:val="fr-FR"/>
         </w:rPr>
         <w:t xml:space="preserve"> </w:t>
       </w:r>
@@ -139,6 +166,7 @@
             <w:rStyle w:val="Hyperlink"/>
             <w:color w:val="000000" w:themeColor="text1"/>
             <w:u w:val="none"/>
+            <w:lang w:val="fr-FR"/>
           </w:rPr>
           <w:t>https://</w:t>
         </w:r>
@@ -146,12 +174,14 @@
       <w:r>
         <w:rPr>
           <w:color w:val="000000" w:themeColor="text1"/>
+          <w:lang w:val="fr-FR"/>
         </w:rPr>
         <w:t xml:space="preserve">mpkitsaras.com, </w:t>
       </w:r>
       <w:r>
         <w:rPr>
           <w:color w:val="000000" w:themeColor="text1"/>
+          <w:lang w:val="fr-FR"/>
         </w:rPr>
         <w:br/>
         <w:t xml:space="preserve">       </w:t>
@@ -162,6 +192,7 @@
             <w:rStyle w:val="Hyperlink"/>
             <w:color w:val="000000" w:themeColor="text1"/>
             <w:u w:val="none"/>
+            <w:lang w:val="fr-FR"/>
           </w:rPr>
           <w:t>https://orcid.org/0000-0002-9549-3674</w:t>
         </w:r>
@@ -507,11 +538,13 @@
               <w:spacing w:after="0" w:line="240" w:lineRule="auto"/>
               <w:rPr>
                 <w:rFonts w:ascii="Cambria" w:eastAsia="MS Mincho" w:hAnsi="Cambria"/>
+                <w:lang w:val="fr-FR"/>
               </w:rPr>
             </w:pPr>
             <w:r>
               <w:rPr>
                 <w:rFonts w:eastAsia="MS Mincho"/>
+                <w:lang w:val="fr-FR"/>
               </w:rPr>
               <w:t>Bat. 3R1b4 - 118 route de Narbonne, 31062 Toulouse Cedex 09, France</w:t>
             </w:r>
@@ -699,7 +732,25 @@
         </w:numPr>
       </w:pPr>
       <w:r>
-        <w:t>2025 | Tutor in the Modern Wavefunction Based Methods in Electronic Structure Theory Summer School (MWM 2025), Pisa, Italy</w:t>
+        <w:t>202</w:t>
+      </w:r>
+      <w:r>
+        <w:t>6</w:t>
+      </w:r>
+      <w:r>
+        <w:t xml:space="preserve"> | Tutor in the European Summer school in Quantum Chemistry (ESQC 202</w:t>
+      </w:r>
+      <w:r>
+        <w:t>6</w:t>
+      </w:r>
+      <w:r>
+        <w:t>), Sicely, Italy</w:t>
+      </w:r>
+      <w:r>
+        <w:t xml:space="preserve"> </w:t>
+      </w:r>
+      <w:r>
+        <w:t>(Upcoming)</w:t>
       </w:r>
     </w:p>
     <w:p>
@@ -711,7 +762,7 @@
         </w:numPr>
       </w:pPr>
       <w:r>
-        <w:t>2024 | Tutor in the European Summer school in Quantum Chemistry (ESQC 2024), Sicely, Italy</w:t>
+        <w:t>2025 | Tutor in the Modern Wavefunction Based Methods in Electronic Structure Theory Summer School (MWM 2025), Pisa, Italy</w:t>
       </w:r>
     </w:p>
     <w:p>
@@ -723,7 +774,7 @@
         </w:numPr>
       </w:pPr>
       <w:r>
-        <w:t>2023 | Tutor in the Modern Wavefunction Based Methods in Electronic Structure Theory Summer School (MWM 2023), Pisa, Italy</w:t>
+        <w:t>2024 | Tutor in the European Summer school in Quantum Chemistry (ESQC 2024), Sicely, Italy</w:t>
       </w:r>
     </w:p>
     <w:p>
@@ -735,11 +786,7 @@
         </w:numPr>
       </w:pPr>
       <w:r>
-        <w:t>2023-2024 | Tutorials and Practica for Theoretical Chemistry 1, Theoretical Chemistry 2, Chemistry in the Computer, Introduction to Quantum Mechanics, Physical Chemistry (Thermodynamics and Kinetic Gas theory)</w:t>
-      </w:r>
-      <w:r>
-        <w:br/>
-        <w:t>Saarland University, Saarbrucken, Germany</w:t>
+        <w:t>2023 | Tutor in the Modern Wavefunction Based Methods in Electronic Structure Theory Summer School (MWM 2023), Pisa, Italy</w:t>
       </w:r>
     </w:p>
     <w:p>
@@ -751,11 +798,11 @@
         </w:numPr>
       </w:pPr>
       <w:r>
-        <w:t>2019-2023 | Tutorials and Practica for Theoretical Chemistry 1, Theoretical Chemistry 2</w:t>
+        <w:t>2023-2024 | Tutorials and Practica for Theoretical Chemistry 1, Theoretical Chemistry 2, Chemistry in the Computer, Introduction to Quantum Mechanics, Physical Chemistry (Thermodynamics and Kinetic Gas theory)</w:t>
       </w:r>
       <w:r>
         <w:br/>
-        <w:t>Johannes-Gutenberg University Mainz, Mainz, Germany</w:t>
+        <w:t>Saarland University, Saarbrucken, Germany</w:t>
       </w:r>
     </w:p>
     <w:p>
@@ -767,11 +814,25 @@
         </w:numPr>
       </w:pPr>
       <w:r>
-        <w:t>2019-2023 | Co-supervision of Bachelor Theses and research projects</w:t>
+        <w:t xml:space="preserve">2023-present | </w:t>
+      </w:r>
+      <w:r>
+        <w:t>Co-supervision of Bachelor Theses</w:t>
+      </w:r>
+      <w:r>
+        <w:t>, Master Theses</w:t>
+      </w:r>
+      <w:r>
+        <w:t xml:space="preserve"> and research projects</w:t>
+      </w:r>
+      <w:r>
+        <w:t xml:space="preserve"> </w:t>
       </w:r>
       <w:r>
         <w:br/>
-        <w:t>Johannes-Gutenberg University Mainz, Mainz, Germany</w:t>
+      </w:r>
+      <w:r>
+        <w:t>Saarland University, Saarbrucken, Germany</w:t>
       </w:r>
     </w:p>
     <w:p>
@@ -781,41 +842,81 @@
           <w:ilvl w:val="1"/>
           <w:numId w:val="10"/>
         </w:numPr>
-      </w:pPr>
-      <w:r>
-        <w:t>“</w:t>
+        <w:rPr>
+          <w:lang w:val="de-DE"/>
+        </w:rPr>
+      </w:pPr>
+      <w:r>
+        <w:rPr>
+          <w:lang w:val="de-DE"/>
+        </w:rPr>
+        <w:t>“Benchmark für adiabatische Ionisierungspotentiale”, 202</w:t>
+      </w:r>
+      <w:r>
+        <w:rPr>
+          <w:lang w:val="de-DE"/>
+        </w:rPr>
+        <w:t>6</w:t>
+      </w:r>
+      <w:r>
+        <w:rPr>
+          <w:lang w:val="de-DE"/>
+        </w:rPr>
+        <w:t xml:space="preserve"> (</w:t>
+      </w:r>
+      <w:proofErr w:type="gramStart"/>
+      <w:r>
+        <w:rPr>
+          <w:lang w:val="de-DE"/>
+        </w:rPr>
+        <w:t xml:space="preserve">Bachelor </w:t>
       </w:r>
       <w:proofErr w:type="spellStart"/>
       <w:r>
-        <w:t>Hochgenaue</w:t>
+        <w:rPr>
+          <w:lang w:val="de-DE"/>
+        </w:rPr>
+        <w:t>thesis</w:t>
       </w:r>
       <w:proofErr w:type="spellEnd"/>
-      <w:r>
-        <w:t xml:space="preserve"> Equation-of-motion Coupled Cluster </w:t>
-      </w:r>
-      <w:proofErr w:type="spellStart"/>
-      <w:r>
-        <w:t>Methoden</w:t>
-      </w:r>
-      <w:proofErr w:type="spellEnd"/>
-      <w:r>
-        <w:t xml:space="preserve"> für </w:t>
-      </w:r>
-      <w:proofErr w:type="spellStart"/>
-      <w:r>
-        <w:t>Moleküle</w:t>
-      </w:r>
-      <w:proofErr w:type="spellEnd"/>
-      <w:r>
-        <w:t xml:space="preserve"> in starken </w:t>
-      </w:r>
-      <w:proofErr w:type="spellStart"/>
-      <w:r>
-        <w:t>Magnetfeldern</w:t>
-      </w:r>
-      <w:proofErr w:type="spellEnd"/>
-      <w:r>
-        <w:t>”, 2022 (Bachelor thesis)</w:t>
+      <w:proofErr w:type="gramEnd"/>
+      <w:r>
+        <w:rPr>
+          <w:lang w:val="de-DE"/>
+        </w:rPr>
+        <w:t>)</w:t>
+      </w:r>
+    </w:p>
+    <w:p>
+      <w:pPr>
+        <w:pStyle w:val="ListParagraph"/>
+        <w:numPr>
+          <w:ilvl w:val="0"/>
+          <w:numId w:val="9"/>
+        </w:numPr>
+      </w:pPr>
+      <w:r>
+        <w:t>2019-2023 | Tutorials and Practica for Theoretical Chemistry 1, Theoretical Chemistry 2</w:t>
+      </w:r>
+      <w:r>
+        <w:br/>
+        <w:t>Johannes-Gutenberg University Mainz, Mainz, Germany</w:t>
+      </w:r>
+    </w:p>
+    <w:p>
+      <w:pPr>
+        <w:pStyle w:val="ListParagraph"/>
+        <w:numPr>
+          <w:ilvl w:val="0"/>
+          <w:numId w:val="9"/>
+        </w:numPr>
+      </w:pPr>
+      <w:r>
+        <w:t>2019-2023 | Co-supervision of Bachelor Theses and research projects</w:t>
+      </w:r>
+      <w:r>
+        <w:br/>
+        <w:t>Johannes-Gutenberg University Mainz, Mainz, Germany</w:t>
       </w:r>
     </w:p>
     <w:p>
@@ -831,27 +932,35 @@
       </w:r>
       <w:proofErr w:type="spellStart"/>
       <w:r>
-        <w:t>Anregungen</w:t>
+        <w:t>Hochgenaue</w:t>
       </w:r>
       <w:proofErr w:type="spellEnd"/>
       <w:r>
-        <w:t xml:space="preserve"> von Ethen und Ethin </w:t>
+        <w:t xml:space="preserve"> Equation-of-motion Coupled Cluster </w:t>
       </w:r>
       <w:proofErr w:type="spellStart"/>
       <w:r>
-        <w:t>im</w:t>
+        <w:t>Methoden</w:t>
       </w:r>
       <w:proofErr w:type="spellEnd"/>
       <w:r>
-        <w:t xml:space="preserve"> </w:t>
+        <w:t xml:space="preserve"> für </w:t>
       </w:r>
       <w:proofErr w:type="spellStart"/>
       <w:r>
-        <w:t>magnetischen</w:t>
+        <w:t>Moleküle</w:t>
       </w:r>
       <w:proofErr w:type="spellEnd"/>
       <w:r>
-        <w:t xml:space="preserve"> Feld”, 2020 (research project)</w:t>
+        <w:t xml:space="preserve"> in starken </w:t>
+      </w:r>
+      <w:proofErr w:type="spellStart"/>
+      <w:r>
+        <w:t>Magnetfeldern</w:t>
+      </w:r>
+      <w:proofErr w:type="spellEnd"/>
+      <w:r>
+        <w:t>”, 2022 (Bachelor thesis)</w:t>
       </w:r>
     </w:p>
     <w:p>
@@ -861,48 +970,102 @@
           <w:ilvl w:val="1"/>
           <w:numId w:val="10"/>
         </w:numPr>
-      </w:pPr>
-      <w:r>
-        <w:t>“</w:t>
+        <w:rPr>
+          <w:lang w:val="de-DE"/>
+        </w:rPr>
+      </w:pPr>
+      <w:r>
+        <w:rPr>
+          <w:lang w:val="de-DE"/>
+        </w:rPr>
+        <w:t>“Anregungen von Ethen und Ethin im magnetischen Feld”, 2020 (</w:t>
       </w:r>
       <w:proofErr w:type="spellStart"/>
       <w:r>
-        <w:t>Moleküle</w:t>
+        <w:rPr>
+          <w:lang w:val="de-DE"/>
+        </w:rPr>
+        <w:t>research</w:t>
       </w:r>
       <w:proofErr w:type="spellEnd"/>
       <w:r>
-        <w:t xml:space="preserve"> in starken </w:t>
+        <w:rPr>
+          <w:lang w:val="de-DE"/>
+        </w:rPr>
+        <w:t xml:space="preserve"> </w:t>
       </w:r>
       <w:proofErr w:type="spellStart"/>
       <w:r>
-        <w:t>Magnetfeldern</w:t>
+        <w:rPr>
+          <w:lang w:val="de-DE"/>
+        </w:rPr>
+        <w:t>project</w:t>
       </w:r>
       <w:proofErr w:type="spellEnd"/>
       <w:r>
-        <w:t xml:space="preserve"> </w:t>
-      </w:r>
-      <w:proofErr w:type="spellStart"/>
-      <w:r>
-        <w:t>mit</w:t>
-      </w:r>
-      <w:proofErr w:type="spellEnd"/>
-      <w:r>
-        <w:t xml:space="preserve"> Coupled-Cluster </w:t>
-      </w:r>
-      <w:proofErr w:type="spellStart"/>
-      <w:r>
-        <w:t>Methoden</w:t>
-      </w:r>
-      <w:proofErr w:type="spellEnd"/>
-      <w:r>
-        <w:t>”, 2020 (Bachelor thesis)</w:t>
+        <w:rPr>
+          <w:lang w:val="de-DE"/>
+        </w:rPr>
+        <w:t>)</w:t>
       </w:r>
     </w:p>
     <w:p>
       <w:pPr>
+        <w:pStyle w:val="ListParagraph"/>
+        <w:numPr>
+          <w:ilvl w:val="1"/>
+          <w:numId w:val="10"/>
+        </w:numPr>
+      </w:pPr>
+      <w:r>
+        <w:t>“</w:t>
+      </w:r>
+      <w:proofErr w:type="spellStart"/>
+      <w:r>
+        <w:t>Moleküle</w:t>
+      </w:r>
+      <w:proofErr w:type="spellEnd"/>
+      <w:r>
+        <w:t xml:space="preserve"> in starken </w:t>
+      </w:r>
+      <w:proofErr w:type="spellStart"/>
+      <w:r>
+        <w:t>Magnetfeldern</w:t>
+      </w:r>
+      <w:proofErr w:type="spellEnd"/>
+      <w:r>
+        <w:t xml:space="preserve"> </w:t>
+      </w:r>
+      <w:proofErr w:type="spellStart"/>
+      <w:r>
+        <w:t>mit</w:t>
+      </w:r>
+      <w:proofErr w:type="spellEnd"/>
+      <w:r>
+        <w:t xml:space="preserve"> Coupled-Cluster </w:t>
+      </w:r>
+      <w:proofErr w:type="spellStart"/>
+      <w:r>
+        <w:t>Methoden</w:t>
+      </w:r>
+      <w:proofErr w:type="spellEnd"/>
+      <w:r>
+        <w:t>”, 2020 (Bachelor thesis)</w:t>
+      </w:r>
+    </w:p>
+    <w:p>
+      <w:pPr>
         <w:pStyle w:val="Heading1"/>
       </w:pPr>
-      <w:r>
+    </w:p>
+    <w:p/>
+    <w:p/>
+    <w:p>
+      <w:pPr>
+        <w:pStyle w:val="Heading1"/>
+      </w:pPr>
+      <w:r>
+        <w:lastRenderedPageBreak/>
         <w:t>Presentations and Invited Talks</w:t>
       </w:r>
     </w:p>
@@ -915,33 +1078,19 @@
         </w:numPr>
       </w:pPr>
       <w:r>
-        <w:t>2025 | Poster presentation “Analytic G</w:t>
-      </w:r>
-      <w:r>
-        <w:rPr>
-          <w:vertAlign w:val="subscript"/>
-        </w:rPr>
-        <w:t>0</w:t>
-      </w:r>
-      <w:r>
-        <w:t>W</w:t>
-      </w:r>
-      <w:r>
-        <w:rPr>
-          <w:vertAlign w:val="subscript"/>
-        </w:rPr>
-        <w:t>0</w:t>
-      </w:r>
-      <w:r>
-        <w:t xml:space="preserve"> gradients: An IP/EA-EOM-λ-</w:t>
-      </w:r>
-      <w:proofErr w:type="spellStart"/>
-      <w:r>
-        <w:t>rCCD</w:t>
-      </w:r>
-      <w:proofErr w:type="spellEnd"/>
-      <w:r>
-        <w:t xml:space="preserve"> reformulation” in the 61st Symposium on Theoretical Chemistry (STC 2025), Berlin, Germany</w:t>
+        <w:t xml:space="preserve">2026 </w:t>
+      </w:r>
+      <w:r>
+        <w:t>| Invited in the workshop New Developments in Coupled-Cluster Theory 202</w:t>
+      </w:r>
+      <w:r>
+        <w:t xml:space="preserve">6 </w:t>
+      </w:r>
+      <w:r>
+        <w:t>(Telluride science research center), Telluride, USA</w:t>
+      </w:r>
+      <w:r>
+        <w:t xml:space="preserve"> (Upcoming)</w:t>
       </w:r>
     </w:p>
     <w:p>
@@ -953,16 +1102,33 @@
         </w:numPr>
       </w:pPr>
       <w:r>
-        <w:t>2025 | Invited communication “Towards Bethe-Salpeter equation excited-state gradients” in the 13</w:t>
+        <w:t>2025 | Poster presentation “Analytic G</w:t>
       </w:r>
       <w:r>
         <w:rPr>
-          <w:vertAlign w:val="superscript"/>
+          <w:vertAlign w:val="subscript"/>
         </w:rPr>
-        <w:t>th</w:t>
-      </w:r>
-      <w:r>
-        <w:t xml:space="preserve"> Triennial Congress of the World Association of Theoretical and Computational Chemists (WATOC 2025), Oslo, Norway</w:t>
+        <w:t>0</w:t>
+      </w:r>
+      <w:r>
+        <w:t>W</w:t>
+      </w:r>
+      <w:r>
+        <w:rPr>
+          <w:vertAlign w:val="subscript"/>
+        </w:rPr>
+        <w:t>0</w:t>
+      </w:r>
+      <w:r>
+        <w:t xml:space="preserve"> gradients: An IP/EA-EOM-λ-</w:t>
+      </w:r>
+      <w:proofErr w:type="spellStart"/>
+      <w:r>
+        <w:t>rCCD</w:t>
+      </w:r>
+      <w:proofErr w:type="spellEnd"/>
+      <w:r>
+        <w:t xml:space="preserve"> reformulation” in the 61st Symposium on Theoretical Chemistry (STC 2025), Berlin, Germany</w:t>
       </w:r>
     </w:p>
     <w:p>
@@ -974,33 +1140,16 @@
         </w:numPr>
       </w:pPr>
       <w:r>
-        <w:t>2025 | Contributed talk “Analytic G</w:t>
+        <w:t>2025 | Invited communication “Towards Bethe-Salpeter equation excited-state gradients” in the 13</w:t>
       </w:r>
       <w:r>
         <w:rPr>
-          <w:vertAlign w:val="subscript"/>
+          <w:vertAlign w:val="superscript"/>
         </w:rPr>
-        <w:t>0</w:t>
-      </w:r>
-      <w:r>
-        <w:t>W</w:t>
-      </w:r>
-      <w:r>
-        <w:rPr>
-          <w:vertAlign w:val="subscript"/>
-        </w:rPr>
-        <w:t>0</w:t>
-      </w:r>
-      <w:r>
-        <w:t xml:space="preserve"> gradients: An IP/EA-EOM-λ-</w:t>
-      </w:r>
-      <w:proofErr w:type="spellStart"/>
-      <w:r>
-        <w:t>rCCD</w:t>
-      </w:r>
-      <w:proofErr w:type="spellEnd"/>
-      <w:r>
-        <w:t xml:space="preserve"> reformulation” in the Interdisciplinary conference on many-body theory (NBODY 2025), Nancy, France</w:t>
+        <w:t>th</w:t>
+      </w:r>
+      <w:r>
+        <w:t xml:space="preserve"> Triennial Congress of the World Association of Theoretical and Computational Chemists (WATOC 2025), Oslo, Norway</w:t>
       </w:r>
     </w:p>
     <w:p>
@@ -1012,7 +1161,7 @@
         </w:numPr>
       </w:pPr>
       <w:r>
-        <w:t>2025 | Poster presentation “Analytic G</w:t>
+        <w:t>2025 | Contributed talk “Analytic G</w:t>
       </w:r>
       <w:r>
         <w:rPr>
@@ -1038,7 +1187,7 @@
       </w:r>
       <w:proofErr w:type="spellEnd"/>
       <w:r>
-        <w:t xml:space="preserve"> reformulation” in the Emerging Excited-State Methods in Electronic Structure 2025, Toulouse, France</w:t>
+        <w:t xml:space="preserve"> reformulation” in the Interdisciplinary conference on many-body theory (NBODY 2025), Nancy, France</w:t>
       </w:r>
     </w:p>
     <w:p>
@@ -1050,8 +1199,33 @@
         </w:numPr>
       </w:pPr>
       <w:r>
-        <w:lastRenderedPageBreak/>
-        <w:t>2024 | Invited talk “Geometry optimizations for ground and excited states using finite magnetic field coupled-cluster theory” in the workshop New Developments in Coupled-Cluster Theory 2024 (Telluride science research center), Telluride, USA</w:t>
+        <w:t>2025 | Poster presentation “Analytic G</w:t>
+      </w:r>
+      <w:r>
+        <w:rPr>
+          <w:vertAlign w:val="subscript"/>
+        </w:rPr>
+        <w:t>0</w:t>
+      </w:r>
+      <w:r>
+        <w:t>W</w:t>
+      </w:r>
+      <w:r>
+        <w:rPr>
+          <w:vertAlign w:val="subscript"/>
+        </w:rPr>
+        <w:t>0</w:t>
+      </w:r>
+      <w:r>
+        <w:t xml:space="preserve"> gradients: An IP/EA-EOM-λ-</w:t>
+      </w:r>
+      <w:proofErr w:type="spellStart"/>
+      <w:r>
+        <w:t>rCCD</w:t>
+      </w:r>
+      <w:proofErr w:type="spellEnd"/>
+      <w:r>
+        <w:t xml:space="preserve"> reformulation” in the Emerging Excited-State Methods in Electronic Structure 2025, Toulouse, France</w:t>
       </w:r>
     </w:p>
     <w:p>
@@ -1063,16 +1237,7 @@
         </w:numPr>
       </w:pPr>
       <w:r>
-        <w:t>2024 | Poster presentation “Geometry optimizations in the presence of strong magnetic fields: Rotational energy dependence of CH and C</w:t>
-      </w:r>
-      <w:r>
-        <w:rPr>
-          <w:vertAlign w:val="subscript"/>
-        </w:rPr>
-        <w:t>2</w:t>
-      </w:r>
-      <w:r>
-        <w:t xml:space="preserve"> via Coupled-Cluster theory” in the European Seminar on Computational Methods in Quantum Chemistry (Strasbourg Seminar) (ESCMQC 2024), Copenhagen, Denmark</w:t>
+        <w:t>2024 | Invited talk “Geometry optimizations for ground and excited states using finite magnetic field coupled-cluster theory” in the workshop New Developments in Coupled-Cluster Theory 2024 (Telluride science research center), Telluride, USA</w:t>
       </w:r>
     </w:p>
     <w:p>
@@ -1084,16 +1249,16 @@
         </w:numPr>
       </w:pPr>
       <w:r>
-        <w:t>2023 | Poster presentation “Atoms and molecules in the atmospheres of magnetic White Dwarfs” in the 17</w:t>
+        <w:t>2024 | Poster presentation “Geometry optimizations in the presence of strong magnetic fields: Rotational energy dependence of CH and C</w:t>
       </w:r>
       <w:r>
         <w:rPr>
-          <w:vertAlign w:val="superscript"/>
+          <w:vertAlign w:val="subscript"/>
         </w:rPr>
-        <w:t>th</w:t>
-      </w:r>
-      <w:r>
-        <w:t xml:space="preserve"> International Congress for Quantum Chemistry (ICQC 2023), Bratislava, Slovakia</w:t>
+        <w:t>2</w:t>
+      </w:r>
+      <w:r>
+        <w:t xml:space="preserve"> via Coupled-Cluster theory” in the European Seminar on Computational Methods in Quantum Chemistry (Strasbourg Seminar) (ESCMQC 2024), Copenhagen, Denmark</w:t>
       </w:r>
     </w:p>
     <w:p>
@@ -1105,7 +1270,7 @@
         </w:numPr>
       </w:pPr>
       <w:r>
-        <w:t>2021 | Poster presentation “CC2 and CC3 methods in finite magnetic-field calculations” in the 57</w:t>
+        <w:t>2023 | Poster presentation “Atoms and molecules in the atmospheres of magnetic White Dwarfs” in the 17</w:t>
       </w:r>
       <w:r>
         <w:rPr>
@@ -1114,15 +1279,7 @@
         <w:t>th</w:t>
       </w:r>
       <w:r>
-        <w:t xml:space="preserve"> Symposium on Theoretical Chemistry (STC 2021), Wurzburg, Germany</w:t>
-      </w:r>
-    </w:p>
-    <w:p>
-      <w:pPr>
-        <w:pStyle w:val="Heading1"/>
-      </w:pPr>
-      <w:r>
-        <w:t>Awards and Honors</w:t>
+        <w:t xml:space="preserve"> International Congress for Quantum Chemistry (ICQC 2023), Bratislava, Slovakia</w:t>
       </w:r>
     </w:p>
     <w:p>
@@ -1134,23 +1291,24 @@
         </w:numPr>
       </w:pPr>
       <w:r>
-        <w:t xml:space="preserve">2016 | Deutscher </w:t>
-      </w:r>
-      <w:proofErr w:type="spellStart"/>
-      <w:r>
-        <w:t>Akademischer</w:t>
-      </w:r>
-      <w:proofErr w:type="spellEnd"/>
-      <w:r>
-        <w:t xml:space="preserve"> </w:t>
-      </w:r>
-      <w:proofErr w:type="spellStart"/>
-      <w:r>
-        <w:t>Austauschdienst</w:t>
-      </w:r>
-      <w:proofErr w:type="spellEnd"/>
-      <w:r>
-        <w:t xml:space="preserve"> (DAAD) Scholarship - Master Studies for All Academic Disciplines, 2016/17</w:t>
+        <w:t>2021 | Poster presentation “CC2 and CC3 methods in finite magnetic-field calculations” in the 57</w:t>
+      </w:r>
+      <w:r>
+        <w:rPr>
+          <w:vertAlign w:val="superscript"/>
+        </w:rPr>
+        <w:t>th</w:t>
+      </w:r>
+      <w:r>
+        <w:t xml:space="preserve"> Symposium on Theoretical Chemistry (STC 2021), Wurzburg, Germany</w:t>
+      </w:r>
+    </w:p>
+    <w:p>
+      <w:pPr>
+        <w:pStyle w:val="Heading1"/>
+      </w:pPr>
+      <w:r>
+        <w:t>Awards and Honors</w:t>
       </w:r>
     </w:p>
     <w:p>
@@ -1160,17 +1318,43 @@
           <w:ilvl w:val="0"/>
           <w:numId w:val="9"/>
         </w:numPr>
-      </w:pPr>
-      <w:r>
-        <w:t xml:space="preserve">2011 | State Scholarships Greece (IKY), Monetary award for the highest entry grade in the bachelor program of the chemistry department </w:t>
-      </w:r>
-    </w:p>
-    <w:p>
-      <w:pPr>
-        <w:pStyle w:val="Heading1"/>
-      </w:pPr>
-      <w:r>
-        <w:t>Technical / Research Skills</w:t>
+        <w:rPr>
+          <w:lang w:val="de-DE"/>
+        </w:rPr>
+      </w:pPr>
+      <w:r>
+        <w:rPr>
+          <w:lang w:val="de-DE"/>
+        </w:rPr>
+        <w:t xml:space="preserve">2016 | Deutscher Akademischer Austauschdienst (DAAD) Scholarship - Master Studies </w:t>
+      </w:r>
+      <w:proofErr w:type="spellStart"/>
+      <w:r>
+        <w:rPr>
+          <w:lang w:val="de-DE"/>
+        </w:rPr>
+        <w:t>for</w:t>
+      </w:r>
+      <w:proofErr w:type="spellEnd"/>
+      <w:r>
+        <w:rPr>
+          <w:lang w:val="de-DE"/>
+        </w:rPr>
+        <w:t xml:space="preserve"> All Academic </w:t>
+      </w:r>
+      <w:proofErr w:type="spellStart"/>
+      <w:r>
+        <w:rPr>
+          <w:lang w:val="de-DE"/>
+        </w:rPr>
+        <w:t>Disciplines</w:t>
+      </w:r>
+      <w:proofErr w:type="spellEnd"/>
+      <w:r>
+        <w:rPr>
+          <w:lang w:val="de-DE"/>
+        </w:rPr>
+        <w:t>, 2016/17</w:t>
       </w:r>
     </w:p>
     <w:p>
@@ -1182,7 +1366,15 @@
         </w:numPr>
       </w:pPr>
       <w:r>
-        <w:t>Extensive experience in programming in C/C++, Fortran, Python</w:t>
+        <w:t xml:space="preserve">2011 | State Scholarships Greece (IKY), Monetary award for the highest entry grade in the bachelor program of the chemistry department </w:t>
+      </w:r>
+    </w:p>
+    <w:p>
+      <w:pPr>
+        <w:pStyle w:val="Heading1"/>
+      </w:pPr>
+      <w:r>
+        <w:t>Technical / Research Skills</w:t>
       </w:r>
     </w:p>
     <w:p>
@@ -1194,14 +1386,29 @@
         </w:numPr>
       </w:pPr>
       <w:r>
-        <w:t>Experience in Linux/Unix environments</w:t>
+        <w:t>Extensive experience in programming in C/C++, Fortran, Python</w:t>
       </w:r>
     </w:p>
     <w:p>
       <w:pPr>
+        <w:pStyle w:val="ListParagraph"/>
+        <w:numPr>
+          <w:ilvl w:val="0"/>
+          <w:numId w:val="9"/>
+        </w:numPr>
+      </w:pPr>
+      <w:r>
+        <w:t>Experience in Linux/Unix environments</w:t>
+      </w:r>
+    </w:p>
+    <w:p/>
+    <w:p/>
+    <w:p>
+      <w:pPr>
         <w:pStyle w:val="Heading1"/>
       </w:pPr>
       <w:r>
+        <w:lastRenderedPageBreak/>
         <w:t>Quantum Chemical Programs</w:t>
       </w:r>
     </w:p>

--- a/assets/kitsaras_cv.docx
+++ b/assets/kitsaras_cv.docx
@@ -569,7 +569,13 @@
         </w:numPr>
       </w:pPr>
       <w:r>
-        <w:t>2019–2023 | Ph.D. in Chemistry, Johannes-Gutenberg University of Mainz, Germany (summa cum laude)</w:t>
+        <w:t xml:space="preserve">2019–2023 | Ph.D. in Chemistry, </w:t>
+      </w:r>
+      <w:r>
+        <w:t>Johannes Gutenberg University Mainz</w:t>
+      </w:r>
+      <w:r>
+        <w:t>, Germany (summa cum laude)</w:t>
       </w:r>
     </w:p>
     <w:p>
@@ -621,7 +627,31 @@
       </w:r>
       <w:proofErr w:type="gramEnd"/>
       <w:r>
-        <w:t xml:space="preserve"> on mathematics for theoretical chemistry and physics (Machine Learning), GDR NBODY, Paris, France</w:t>
+        <w:t xml:space="preserve"> on </w:t>
+      </w:r>
+      <w:r>
+        <w:t>M</w:t>
+      </w:r>
+      <w:r>
+        <w:t xml:space="preserve">athematics for </w:t>
+      </w:r>
+      <w:r>
+        <w:t>T</w:t>
+      </w:r>
+      <w:r>
+        <w:t xml:space="preserve">heoretical </w:t>
+      </w:r>
+      <w:r>
+        <w:t>C</w:t>
+      </w:r>
+      <w:r>
+        <w:t xml:space="preserve">hemistry and </w:t>
+      </w:r>
+      <w:r>
+        <w:t>P</w:t>
+      </w:r>
+      <w:r>
+        <w:t>hysics (Machine Learning), GDR NBODY, Paris, France</w:t>
       </w:r>
     </w:p>
     <w:p>
@@ -633,7 +663,31 @@
         </w:numPr>
       </w:pPr>
       <w:r>
-        <w:t>2021 | Molecular response properties summer school (MRPSS 2021), Stockholm, Sweden</w:t>
+        <w:t xml:space="preserve">2021 | Molecular </w:t>
+      </w:r>
+      <w:r>
+        <w:t>R</w:t>
+      </w:r>
+      <w:r>
+        <w:t xml:space="preserve">esponse </w:t>
+      </w:r>
+      <w:r>
+        <w:t>P</w:t>
+      </w:r>
+      <w:r>
+        <w:t xml:space="preserve">roperties </w:t>
+      </w:r>
+      <w:r>
+        <w:t>S</w:t>
+      </w:r>
+      <w:r>
+        <w:t xml:space="preserve">ummer </w:t>
+      </w:r>
+      <w:r>
+        <w:t>S</w:t>
+      </w:r>
+      <w:r>
+        <w:t>chool (MRPSS 2021), Stockholm, Sweden</w:t>
       </w:r>
     </w:p>
     <w:p>
@@ -645,14 +699,47 @@
         </w:numPr>
       </w:pPr>
       <w:r>
-        <w:t>2019 | European summer school in quantum chemistry (ESQC 2019), Sicely, Italy</w:t>
+        <w:t xml:space="preserve">2019 | European </w:t>
+      </w:r>
+      <w:r>
+        <w:t>S</w:t>
+      </w:r>
+      <w:r>
+        <w:t xml:space="preserve">ummer </w:t>
+      </w:r>
+      <w:r>
+        <w:t>S</w:t>
+      </w:r>
+      <w:r>
+        <w:t xml:space="preserve">chool in </w:t>
+      </w:r>
+      <w:r>
+        <w:t>Q</w:t>
+      </w:r>
+      <w:r>
+        <w:t xml:space="preserve">uantum </w:t>
+      </w:r>
+      <w:r>
+        <w:t>C</w:t>
+      </w:r>
+      <w:r>
+        <w:t>hemistry (ESQC 2019), Sic</w:t>
+      </w:r>
+      <w:r>
+        <w:t>i</w:t>
+      </w:r>
+      <w:r>
+        <w:t>ly, Italy</w:t>
       </w:r>
     </w:p>
+    <w:p/>
+    <w:p/>
     <w:p>
       <w:pPr>
         <w:pStyle w:val="Heading1"/>
       </w:pPr>
       <w:r>
+        <w:lastRenderedPageBreak/>
         <w:t>Professional and Academic Experience</w:t>
       </w:r>
     </w:p>
@@ -665,7 +752,16 @@
         </w:numPr>
       </w:pPr>
       <w:r>
-        <w:t>2024–present | Postdoctoral researcher in the group of Dr. Pierre-François Loos</w:t>
+        <w:t xml:space="preserve">2024–present | Postdoctoral researcher </w:t>
+      </w:r>
+      <w:r>
+        <w:br/>
+      </w:r>
+      <w:r>
+        <w:t>G</w:t>
+      </w:r>
+      <w:r>
+        <w:t>roup of Dr. Pierre-François Loos</w:t>
       </w:r>
       <w:r>
         <w:br/>
@@ -681,7 +777,14 @@
         </w:numPr>
       </w:pPr>
       <w:r>
-        <w:t xml:space="preserve">2023–2024 | Postdoctoral researcher in the group of Prof. Dr. Stella </w:t>
+        <w:t xml:space="preserve">2023–2024 | Postdoctoral researcher </w:t>
+      </w:r>
+      <w:r>
+        <w:br/>
+        <w:t>G</w:t>
+      </w:r>
+      <w:r>
+        <w:t xml:space="preserve">roup of Prof. Dr. Stella </w:t>
       </w:r>
       <w:proofErr w:type="spellStart"/>
       <w:r>
@@ -690,7 +793,13 @@
       <w:proofErr w:type="spellEnd"/>
       <w:r>
         <w:br/>
-        <w:t>Saarland University, Saarbrucken, Germany</w:t>
+        <w:t xml:space="preserve">Saarland University, </w:t>
+      </w:r>
+      <w:r>
+        <w:t>Saarbrücken</w:t>
+      </w:r>
+      <w:r>
+        <w:t>, Germany</w:t>
       </w:r>
     </w:p>
     <w:p>
@@ -702,19 +811,51 @@
         </w:numPr>
       </w:pPr>
       <w:r>
-        <w:lastRenderedPageBreak/>
-        <w:t xml:space="preserve">2019–2023 | Scientific staff member in the Theoretical Chemistry group </w:t>
+        <w:t xml:space="preserve">2019–2023 </w:t>
+      </w:r>
+      <w:r>
+        <w:t xml:space="preserve">| </w:t>
+      </w:r>
+      <w:r>
+        <w:t xml:space="preserve">PhD </w:t>
+      </w:r>
+      <w:r>
+        <w:t>r</w:t>
+      </w:r>
+      <w:r>
+        <w:t>esearcher</w:t>
+      </w:r>
+      <w:r>
+        <w:t xml:space="preserve"> </w:t>
       </w:r>
       <w:r>
         <w:br/>
-        <w:t>(PhD student supervised by Prof. Dr. Jürgen Gauss and Prof. Dr. Stella Stopkowicz)</w:t>
-      </w:r>
+        <w:t>S</w:t>
+      </w:r>
+      <w:r>
+        <w:t xml:space="preserve">upervisors: Prof. Dr. Jürgen Gauss and Prof. Dr. Stella </w:t>
+      </w:r>
+      <w:proofErr w:type="spellStart"/>
+      <w:r>
+        <w:t>Stopkowicz</w:t>
+      </w:r>
+      <w:proofErr w:type="spellEnd"/>
       <w:r>
         <w:br/>
-        <w:t>Johannes-Gutenberg University Mainz, Mainz, Germany</w:t>
+      </w:r>
+      <w:r>
+        <w:rPr>
+          <w:lang w:val="en-GB"/>
+        </w:rPr>
+        <w:t>Johannes Gutenberg</w:t>
+      </w:r>
+      <w:r>
+        <w:rPr>
+          <w:lang w:val="en-GB"/>
+        </w:rPr>
+        <w:t xml:space="preserve"> University Mainz, Mainz, Germany</w:t>
       </w:r>
     </w:p>
-    <w:p/>
     <w:p>
       <w:pPr>
         <w:pStyle w:val="Heading1"/>
@@ -738,19 +879,34 @@
         <w:t>6</w:t>
       </w:r>
       <w:r>
-        <w:t xml:space="preserve"> | Tutor in the European Summer school in Quantum Chemistry (ESQC 202</w:t>
+        <w:t xml:space="preserve"> | Tutor </w:t>
+      </w:r>
+      <w:r>
+        <w:t>at</w:t>
+      </w:r>
+      <w:r>
+        <w:t xml:space="preserve"> the European Summer </w:t>
+      </w:r>
+      <w:r>
+        <w:t>S</w:t>
+      </w:r>
+      <w:r>
+        <w:t>chool in Quantum Chemistry (ESQC 202</w:t>
       </w:r>
       <w:r>
         <w:t>6</w:t>
       </w:r>
       <w:r>
-        <w:t>), Sicely, Italy</w:t>
-      </w:r>
-      <w:r>
-        <w:t xml:space="preserve"> </w:t>
-      </w:r>
-      <w:r>
-        <w:t>(Upcoming)</w:t>
+        <w:t xml:space="preserve">), </w:t>
+      </w:r>
+      <w:r>
+        <w:t>Sicily</w:t>
+      </w:r>
+      <w:r>
+        <w:t>, Italy</w:t>
+      </w:r>
+      <w:r>
+        <w:t xml:space="preserve"> (Upcoming)</w:t>
       </w:r>
     </w:p>
     <w:p>
@@ -762,7 +918,13 @@
         </w:numPr>
       </w:pPr>
       <w:r>
-        <w:t>2025 | Tutor in the Modern Wavefunction Based Methods in Electronic Structure Theory Summer School (MWM 2025), Pisa, Italy</w:t>
+        <w:t xml:space="preserve">2025 | Tutor </w:t>
+      </w:r>
+      <w:r>
+        <w:t>at</w:t>
+      </w:r>
+      <w:r>
+        <w:t xml:space="preserve"> the Modern Wavefunction Based Methods in Electronic Structure Theory Summer School (MWM 2025), Pisa, Italy</w:t>
       </w:r>
     </w:p>
     <w:p>
@@ -774,7 +936,25 @@
         </w:numPr>
       </w:pPr>
       <w:r>
-        <w:t>2024 | Tutor in the European Summer school in Quantum Chemistry (ESQC 2024), Sicely, Italy</w:t>
+        <w:t xml:space="preserve">2024 | Tutor </w:t>
+      </w:r>
+      <w:r>
+        <w:t>at</w:t>
+      </w:r>
+      <w:r>
+        <w:t xml:space="preserve"> the European Summer </w:t>
+      </w:r>
+      <w:r>
+        <w:t>S</w:t>
+      </w:r>
+      <w:r>
+        <w:t xml:space="preserve">chool in Quantum Chemistry (ESQC 2024), </w:t>
+      </w:r>
+      <w:r>
+        <w:t>Sicily</w:t>
+      </w:r>
+      <w:r>
+        <w:t>, Italy</w:t>
       </w:r>
     </w:p>
     <w:p>
@@ -786,7 +966,16 @@
         </w:numPr>
       </w:pPr>
       <w:r>
-        <w:t>2023 | Tutor in the Modern Wavefunction Based Methods in Electronic Structure Theory Summer School (MWM 2023), Pisa, Italy</w:t>
+        <w:t xml:space="preserve">2023 | Tutor </w:t>
+      </w:r>
+      <w:r>
+        <w:t>at</w:t>
+      </w:r>
+      <w:r>
+        <w:t xml:space="preserve"> the Modern Wavefunction Based Methods in Electronic Structure Theory </w:t>
+      </w:r>
+      <w:r>
+        <w:t>Summer School (MWM 2023), Pisa, Italy</w:t>
       </w:r>
     </w:p>
     <w:p>
@@ -802,7 +991,13 @@
       </w:r>
       <w:r>
         <w:br/>
-        <w:t>Saarland University, Saarbrucken, Germany</w:t>
+        <w:t xml:space="preserve">Saarland University, </w:t>
+      </w:r>
+      <w:r>
+        <w:t>Saarbrücken</w:t>
+      </w:r>
+      <w:r>
+        <w:t>, Germany</w:t>
       </w:r>
     </w:p>
     <w:p>
@@ -814,25 +1009,17 @@
         </w:numPr>
       </w:pPr>
       <w:r>
-        <w:t xml:space="preserve">2023-present | </w:t>
-      </w:r>
-      <w:r>
-        <w:t>Co-supervision of Bachelor Theses</w:t>
-      </w:r>
-      <w:r>
-        <w:t>, Master Theses</w:t>
-      </w:r>
-      <w:r>
-        <w:t xml:space="preserve"> and research projects</w:t>
-      </w:r>
-      <w:r>
-        <w:t xml:space="preserve"> </w:t>
+        <w:t xml:space="preserve">2023-present | Co-supervision of Bachelor Theses, Master Theses and research projects </w:t>
       </w:r>
       <w:r>
         <w:br/>
-      </w:r>
-      <w:r>
-        <w:t>Saarland University, Saarbrucken, Germany</w:t>
+        <w:t xml:space="preserve">Saarland University, </w:t>
+      </w:r>
+      <w:r>
+        <w:t>Saarbrücken</w:t>
+      </w:r>
+      <w:r>
+        <w:t>, Germany</w:t>
       </w:r>
     </w:p>
     <w:p>
@@ -842,49 +1029,25 @@
           <w:ilvl w:val="1"/>
           <w:numId w:val="10"/>
         </w:numPr>
-        <w:rPr>
-          <w:lang w:val="de-DE"/>
-        </w:rPr>
-      </w:pPr>
-      <w:r>
-        <w:rPr>
-          <w:lang w:val="de-DE"/>
-        </w:rPr>
-        <w:t>“Benchmark für adiabatische Ionisierungspotentiale”, 202</w:t>
-      </w:r>
-      <w:r>
-        <w:rPr>
-          <w:lang w:val="de-DE"/>
-        </w:rPr>
-        <w:t>6</w:t>
-      </w:r>
-      <w:r>
-        <w:rPr>
-          <w:lang w:val="de-DE"/>
-        </w:rPr>
-        <w:t xml:space="preserve"> (</w:t>
-      </w:r>
-      <w:proofErr w:type="gramStart"/>
-      <w:r>
-        <w:rPr>
-          <w:lang w:val="de-DE"/>
-        </w:rPr>
-        <w:t xml:space="preserve">Bachelor </w:t>
+      </w:pPr>
+      <w:r>
+        <w:t xml:space="preserve">“Benchmark für </w:t>
       </w:r>
       <w:proofErr w:type="spellStart"/>
       <w:r>
-        <w:rPr>
-          <w:lang w:val="de-DE"/>
-        </w:rPr>
-        <w:t>thesis</w:t>
+        <w:t>adiabatische</w:t>
       </w:r>
       <w:proofErr w:type="spellEnd"/>
-      <w:proofErr w:type="gramEnd"/>
-      <w:r>
-        <w:rPr>
-          <w:lang w:val="de-DE"/>
-        </w:rPr>
-        <w:t>)</w:t>
+      <w:r>
+        <w:t xml:space="preserve"> </w:t>
+      </w:r>
+      <w:proofErr w:type="spellStart"/>
+      <w:r>
+        <w:t>Ionisierungspotentiale</w:t>
+      </w:r>
+      <w:proofErr w:type="spellEnd"/>
+      <w:r>
+        <w:t>”, 2026 (Bachelor thesis)</w:t>
       </w:r>
     </w:p>
     <w:p>
@@ -900,7 +1063,12 @@
       </w:r>
       <w:r>
         <w:br/>
-        <w:t>Johannes-Gutenberg University Mainz, Mainz, Germany</w:t>
+      </w:r>
+      <w:r>
+        <w:t>Johannes Gutenberg</w:t>
+      </w:r>
+      <w:r>
+        <w:t xml:space="preserve"> University Mainz, Mainz, Germany</w:t>
       </w:r>
     </w:p>
     <w:p>
@@ -916,7 +1084,12 @@
       </w:r>
       <w:r>
         <w:br/>
-        <w:t>Johannes-Gutenberg University Mainz, Mainz, Germany</w:t>
+      </w:r>
+      <w:r>
+        <w:t>Johannes Gutenberg</w:t>
+      </w:r>
+      <w:r>
+        <w:t xml:space="preserve"> University Mainz, Mainz, Germany</w:t>
       </w:r>
     </w:p>
     <w:p>
@@ -970,43 +1143,33 @@
           <w:ilvl w:val="1"/>
           <w:numId w:val="10"/>
         </w:numPr>
-        <w:rPr>
-          <w:lang w:val="de-DE"/>
-        </w:rPr>
-      </w:pPr>
-      <w:r>
-        <w:rPr>
-          <w:lang w:val="de-DE"/>
-        </w:rPr>
-        <w:t>“Anregungen von Ethen und Ethin im magnetischen Feld”, 2020 (</w:t>
+      </w:pPr>
+      <w:r>
+        <w:t>“</w:t>
       </w:r>
       <w:proofErr w:type="spellStart"/>
       <w:r>
-        <w:rPr>
-          <w:lang w:val="de-DE"/>
-        </w:rPr>
-        <w:t>research</w:t>
+        <w:t>Anregungen</w:t>
       </w:r>
       <w:proofErr w:type="spellEnd"/>
       <w:r>
-        <w:rPr>
-          <w:lang w:val="de-DE"/>
-        </w:rPr>
+        <w:t xml:space="preserve"> von Ethen und Ethin </w:t>
+      </w:r>
+      <w:proofErr w:type="spellStart"/>
+      <w:r>
+        <w:t>im</w:t>
+      </w:r>
+      <w:proofErr w:type="spellEnd"/>
+      <w:r>
         <w:t xml:space="preserve"> </w:t>
       </w:r>
       <w:proofErr w:type="spellStart"/>
       <w:r>
-        <w:rPr>
-          <w:lang w:val="de-DE"/>
-        </w:rPr>
-        <w:t>project</w:t>
+        <w:t>magnetischen</w:t>
       </w:r>
       <w:proofErr w:type="spellEnd"/>
       <w:r>
-        <w:rPr>
-          <w:lang w:val="de-DE"/>
-        </w:rPr>
-        <w:t>)</w:t>
+        <w:t xml:space="preserve"> Feld”, 2020 (research project)</w:t>
       </w:r>
     </w:p>
     <w:p>
@@ -1053,11 +1216,6 @@
         <w:t>”, 2020 (Bachelor thesis)</w:t>
       </w:r>
     </w:p>
-    <w:p>
-      <w:pPr>
-        <w:pStyle w:val="Heading1"/>
-      </w:pPr>
-    </w:p>
     <w:p/>
     <w:p/>
     <w:p>
@@ -1318,43 +1476,31 @@
           <w:ilvl w:val="0"/>
           <w:numId w:val="9"/>
         </w:numPr>
+      </w:pPr>
+      <w:r>
         <w:rPr>
           <w:lang w:val="de-DE"/>
         </w:rPr>
-      </w:pPr>
-      <w:r>
-        <w:rPr>
-          <w:lang w:val="de-DE"/>
-        </w:rPr>
-        <w:t xml:space="preserve">2016 | Deutscher Akademischer Austauschdienst (DAAD) Scholarship - Master Studies </w:t>
+        <w:t xml:space="preserve">2016 </w:t>
+      </w:r>
+      <w:r>
+        <w:t xml:space="preserve">| Deutscher </w:t>
       </w:r>
       <w:proofErr w:type="spellStart"/>
       <w:r>
-        <w:rPr>
-          <w:lang w:val="de-DE"/>
-        </w:rPr>
-        <w:t>for</w:t>
+        <w:t>Akademischer</w:t>
       </w:r>
       <w:proofErr w:type="spellEnd"/>
       <w:r>
-        <w:rPr>
-          <w:lang w:val="de-DE"/>
-        </w:rPr>
-        <w:t xml:space="preserve"> All Academic </w:t>
+        <w:t xml:space="preserve"> </w:t>
       </w:r>
       <w:proofErr w:type="spellStart"/>
       <w:r>
-        <w:rPr>
-          <w:lang w:val="de-DE"/>
-        </w:rPr>
-        <w:t>Disciplines</w:t>
+        <w:t>Austauschdienst</w:t>
       </w:r>
       <w:proofErr w:type="spellEnd"/>
       <w:r>
-        <w:rPr>
-          <w:lang w:val="de-DE"/>
-        </w:rPr>
-        <w:t>, 2016/17</w:t>
+        <w:t xml:space="preserve"> (DAAD) Scholarship - Master Studies for All Academic Disciplines, 2016/17</w:t>
       </w:r>
     </w:p>
     <w:p>
@@ -1366,7 +1512,10 @@
         </w:numPr>
       </w:pPr>
       <w:r>
-        <w:t xml:space="preserve">2011 | State Scholarships Greece (IKY), Monetary award for the highest entry grade in the bachelor program of the chemistry department </w:t>
+        <w:t>2011 | State Scholarships Greece (IKY), Monetary award for the highest entry grade in the bachelor program of the chemistry</w:t>
+      </w:r>
+      <w:r>
+        <w:t xml:space="preserve"> department </w:t>
       </w:r>
     </w:p>
     <w:p>
@@ -1402,13 +1551,15 @@
       </w:r>
     </w:p>
     <w:p/>
-    <w:p/>
     <w:p>
       <w:pPr>
         <w:pStyle w:val="Heading1"/>
       </w:pPr>
       <w:r>
         <w:lastRenderedPageBreak/>
+        <w:t xml:space="preserve">Developer in </w:t>
+      </w:r>
+      <w:r>
         <w:t>Quantum Chemical Programs</w:t>
       </w:r>
     </w:p>
@@ -1516,7 +1667,19 @@
         <w:pStyle w:val="Heading1"/>
       </w:pPr>
       <w:r>
-        <w:t>Other skills and interests</w:t>
+        <w:t xml:space="preserve">Other </w:t>
+      </w:r>
+      <w:r>
+        <w:t>S</w:t>
+      </w:r>
+      <w:r>
+        <w:t xml:space="preserve">kills and </w:t>
+      </w:r>
+      <w:r>
+        <w:t>I</w:t>
+      </w:r>
+      <w:r>
+        <w:t>nterests</w:t>
       </w:r>
     </w:p>
     <w:p>
@@ -3591,7 +3754,6 @@
   <w:style w:type="character" w:default="1" w:styleId="DefaultParagraphFont">
     <w:name w:val="Default Paragraph Font"/>
     <w:uiPriority w:val="1"/>
-    <w:semiHidden/>
     <w:unhideWhenUsed/>
   </w:style>
   <w:style w:type="table" w:default="1" w:styleId="TableNormal">
